--- a/02_Reports/week6_progress_report.docx
+++ b/02_Reports/week6_progress_report.docx
@@ -144,14 +144,402 @@
     <w:p>
       <w:pPr>
         <w:spacing w:after="160" w:line="276" w:lineRule="auto"/>
-      </w:pPr>
-      <w:r>
         <w:rPr>
           <w:rFonts w:ascii="Calibri" w:eastAsia="Calibri" w:hAnsi="Calibri" w:cs="Calibri"/>
           <w:sz w:val="22"/>
           <w:szCs w:val="22"/>
+          <w:lang w:val="en-US"/>
+        </w:rPr>
+      </w:pPr>
+      <w:r>
+        <w:rPr>
+          <w:rFonts w:ascii="Calibri" w:eastAsia="Calibri" w:hAnsi="Calibri" w:cs="Calibri"/>
+          <w:sz w:val="22"/>
+          <w:szCs w:val="22"/>
         </w:rPr>
         <w:t>The sampling script groups the eligible (non-stochastic) prompts into 30 strata - one for each category/difficulty combination - and randomly selects exactly one prompt from each. This was verified directly: all 30 strata had at least one eligible prompt (no gaps), the resulting sample has exactly one prompt per stratum with no duplicates, every category has all three difficulties represented, there is zero overlap with the stochastic sample, and the sample is reproducible across repeated runs with the same seed.</w:t>
+      </w:r>
+    </w:p>
+    <w:p>
+      <w:pPr>
+        <w:spacing w:after="160" w:line="276" w:lineRule="auto"/>
+        <w:rPr>
+          <w:lang w:val="en-US"/>
+        </w:rPr>
+      </w:pPr>
+      <w:r>
+        <w:rPr>
+          <w:noProof/>
+        </w:rPr>
+        <w:lastRenderedPageBreak/>
+        <w:drawing>
+          <wp:inline distT="0" distB="0" distL="0" distR="0" wp14:anchorId="7A3EFC71" wp14:editId="55AE5AFC">
+            <wp:extent cx="6400090" cy="3205163"/>
+            <wp:effectExtent l="0" t="0" r="1270" b="0"/>
+            <wp:docPr id="1304040843" name="Picture 1"/>
+            <wp:cNvGraphicFramePr>
+              <a:graphicFrameLocks xmlns:a="http://schemas.openxmlformats.org/drawingml/2006/main" noChangeAspect="1"/>
+            </wp:cNvGraphicFramePr>
+            <a:graphic xmlns:a="http://schemas.openxmlformats.org/drawingml/2006/main">
+              <a:graphicData uri="http://schemas.openxmlformats.org/drawingml/2006/picture">
+                <pic:pic xmlns:pic="http://schemas.openxmlformats.org/drawingml/2006/picture">
+                  <pic:nvPicPr>
+                    <pic:cNvPr id="1304040843" name=""/>
+                    <pic:cNvPicPr/>
+                  </pic:nvPicPr>
+                  <pic:blipFill>
+                    <a:blip r:embed="rId5"/>
+                    <a:stretch>
+                      <a:fillRect/>
+                    </a:stretch>
+                  </pic:blipFill>
+                  <pic:spPr>
+                    <a:xfrm>
+                      <a:off x="0" y="0"/>
+                      <a:ext cx="6407008" cy="3208627"/>
+                    </a:xfrm>
+                    <a:prstGeom prst="rect">
+                      <a:avLst/>
+                    </a:prstGeom>
+                  </pic:spPr>
+                </pic:pic>
+              </a:graphicData>
+            </a:graphic>
+          </wp:inline>
+        </w:drawing>
+      </w:r>
+    </w:p>
+    <w:p>
+      <w:pPr>
+        <w:spacing w:after="160" w:line="276" w:lineRule="auto"/>
+        <w:rPr>
+          <w:lang w:val="en-US"/>
+        </w:rPr>
+      </w:pPr>
+    </w:p>
+    <w:p>
+      <w:pPr>
+        <w:spacing w:after="160" w:line="276" w:lineRule="auto"/>
+        <w:rPr>
+          <w:lang w:val="en-US"/>
+        </w:rPr>
+      </w:pPr>
+      <w:r>
+        <w:rPr>
+          <w:noProof/>
+        </w:rPr>
+        <w:drawing>
+          <wp:inline distT="0" distB="0" distL="0" distR="0" wp14:anchorId="64E4BEEE" wp14:editId="68950B86">
+            <wp:extent cx="6400800" cy="3305175"/>
+            <wp:effectExtent l="0" t="0" r="0" b="9525"/>
+            <wp:docPr id="173596413" name="Picture 1"/>
+            <wp:cNvGraphicFramePr>
+              <a:graphicFrameLocks xmlns:a="http://schemas.openxmlformats.org/drawingml/2006/main" noChangeAspect="1"/>
+            </wp:cNvGraphicFramePr>
+            <a:graphic xmlns:a="http://schemas.openxmlformats.org/drawingml/2006/main">
+              <a:graphicData uri="http://schemas.openxmlformats.org/drawingml/2006/picture">
+                <pic:pic xmlns:pic="http://schemas.openxmlformats.org/drawingml/2006/picture">
+                  <pic:nvPicPr>
+                    <pic:cNvPr id="173596413" name=""/>
+                    <pic:cNvPicPr/>
+                  </pic:nvPicPr>
+                  <pic:blipFill>
+                    <a:blip r:embed="rId6"/>
+                    <a:stretch>
+                      <a:fillRect/>
+                    </a:stretch>
+                  </pic:blipFill>
+                  <pic:spPr>
+                    <a:xfrm>
+                      <a:off x="0" y="0"/>
+                      <a:ext cx="6401410" cy="3305490"/>
+                    </a:xfrm>
+                    <a:prstGeom prst="rect">
+                      <a:avLst/>
+                    </a:prstGeom>
+                  </pic:spPr>
+                </pic:pic>
+              </a:graphicData>
+            </a:graphic>
+          </wp:inline>
+        </w:drawing>
+      </w:r>
+    </w:p>
+    <w:p>
+      <w:pPr>
+        <w:pStyle w:val="Heading2"/>
+        <w:spacing w:before="200" w:after="100"/>
+        <w:rPr>
+          <w:rFonts w:ascii="Calibri" w:eastAsia="Calibri" w:hAnsi="Calibri" w:cs="Calibri"/>
+          <w:b/>
+          <w:bCs/>
+          <w:sz w:val="23"/>
+          <w:szCs w:val="23"/>
+          <w:lang w:val="en-US"/>
+        </w:rPr>
+      </w:pPr>
+    </w:p>
+    <w:p>
+      <w:pPr>
+        <w:pStyle w:val="Heading2"/>
+        <w:spacing w:before="200" w:after="100"/>
+        <w:rPr>
+          <w:rFonts w:ascii="Calibri" w:eastAsia="Calibri" w:hAnsi="Calibri" w:cs="Calibri"/>
+          <w:b/>
+          <w:bCs/>
+          <w:sz w:val="23"/>
+          <w:szCs w:val="23"/>
+          <w:lang w:val="en-US"/>
+        </w:rPr>
+      </w:pPr>
+    </w:p>
+    <w:p>
+      <w:pPr>
+        <w:pStyle w:val="Heading2"/>
+        <w:spacing w:before="200" w:after="100"/>
+        <w:rPr>
+          <w:rFonts w:ascii="Calibri" w:eastAsia="Calibri" w:hAnsi="Calibri" w:cs="Calibri"/>
+          <w:b/>
+          <w:bCs/>
+          <w:sz w:val="23"/>
+          <w:szCs w:val="23"/>
+          <w:lang w:val="en-US"/>
+        </w:rPr>
+      </w:pPr>
+    </w:p>
+    <w:p>
+      <w:pPr>
+        <w:pStyle w:val="Heading2"/>
+        <w:spacing w:before="200" w:after="100"/>
+        <w:rPr>
+          <w:rFonts w:ascii="Calibri" w:eastAsia="Calibri" w:hAnsi="Calibri" w:cs="Calibri"/>
+          <w:b/>
+          <w:bCs/>
+          <w:sz w:val="23"/>
+          <w:szCs w:val="23"/>
+          <w:lang w:val="en-US"/>
+        </w:rPr>
+      </w:pPr>
+    </w:p>
+    <w:p>
+      <w:pPr>
+        <w:pStyle w:val="Heading2"/>
+        <w:spacing w:before="200" w:after="100"/>
+        <w:rPr>
+          <w:rFonts w:ascii="Calibri" w:eastAsia="Calibri" w:hAnsi="Calibri" w:cs="Calibri"/>
+          <w:b/>
+          <w:bCs/>
+          <w:sz w:val="23"/>
+          <w:szCs w:val="23"/>
+          <w:lang w:val="en-US"/>
+        </w:rPr>
+      </w:pPr>
+    </w:p>
+    <w:p>
+      <w:pPr>
+        <w:pStyle w:val="Heading2"/>
+        <w:spacing w:before="200" w:after="100"/>
+        <w:rPr>
+          <w:rFonts w:ascii="Calibri" w:eastAsia="Calibri" w:hAnsi="Calibri" w:cs="Calibri"/>
+          <w:b/>
+          <w:bCs/>
+          <w:sz w:val="23"/>
+          <w:szCs w:val="23"/>
+          <w:lang w:val="en-US"/>
+        </w:rPr>
+      </w:pPr>
+    </w:p>
+    <w:p>
+      <w:pPr>
+        <w:pStyle w:val="Heading2"/>
+        <w:spacing w:before="200" w:after="100"/>
+      </w:pPr>
+      <w:r>
+        <w:rPr>
+          <w:rFonts w:ascii="Calibri" w:eastAsia="Calibri" w:hAnsi="Calibri" w:cs="Calibri"/>
+          <w:b/>
+          <w:bCs/>
+          <w:sz w:val="23"/>
+          <w:szCs w:val="23"/>
+        </w:rPr>
+        <w:t>3.2 Materials Generation for Three Raters</w:t>
+      </w:r>
+    </w:p>
+    <w:p>
+      <w:pPr>
+        <w:spacing w:after="160" w:line="276" w:lineRule="auto"/>
+        <w:rPr>
+          <w:rFonts w:ascii="Calibri" w:eastAsia="Calibri" w:hAnsi="Calibri" w:cs="Calibri"/>
+          <w:sz w:val="22"/>
+          <w:szCs w:val="22"/>
+          <w:lang w:val="en-US"/>
+        </w:rPr>
+      </w:pPr>
+      <w:r>
+        <w:rPr>
+          <w:rFonts w:ascii="Calibri" w:eastAsia="Calibri" w:hAnsi="Calibri" w:cs="Calibri"/>
+          <w:b/>
+          <w:bCs/>
+          <w:sz w:val="22"/>
+          <w:szCs w:val="22"/>
+        </w:rPr>
+        <w:t>build_human_validation_materials.py</w:t>
+      </w:r>
+      <w:r>
+        <w:rPr>
+          <w:rFonts w:ascii="Calibri" w:eastAsia="Calibri" w:hAnsi="Calibri" w:cs="Calibri"/>
+          <w:sz w:val="22"/>
+          <w:szCs w:val="22"/>
+        </w:rPr>
+        <w:t xml:space="preserve"> pulls each provider's actual collected response for the 30 sampled prompts and generates one shared read-only reading document plus three separate scoring templates (90 items each), saved in a folder named Survey. The materials generator required no code changes to support the larger, differently-stratified sample - it reads the sample size dynamically from the sample file rather than assuming a fixed count, confirmed by testing against the new 30-prompt sample directly.</w:t>
+      </w:r>
+    </w:p>
+    <w:p>
+      <w:pPr>
+        <w:spacing w:after="160" w:line="276" w:lineRule="auto"/>
+        <w:rPr>
+          <w:lang w:val="en-US"/>
+        </w:rPr>
+      </w:pPr>
+      <w:r>
+        <w:rPr>
+          <w:noProof/>
+        </w:rPr>
+        <w:drawing>
+          <wp:inline distT="0" distB="0" distL="0" distR="0" wp14:anchorId="39EE8990" wp14:editId="010B5ED1">
+            <wp:extent cx="6400800" cy="3052763"/>
+            <wp:effectExtent l="0" t="0" r="0" b="0"/>
+            <wp:docPr id="188629744" name="Picture 1"/>
+            <wp:cNvGraphicFramePr>
+              <a:graphicFrameLocks xmlns:a="http://schemas.openxmlformats.org/drawingml/2006/main" noChangeAspect="1"/>
+            </wp:cNvGraphicFramePr>
+            <a:graphic xmlns:a="http://schemas.openxmlformats.org/drawingml/2006/main">
+              <a:graphicData uri="http://schemas.openxmlformats.org/drawingml/2006/picture">
+                <pic:pic xmlns:pic="http://schemas.openxmlformats.org/drawingml/2006/picture">
+                  <pic:nvPicPr>
+                    <pic:cNvPr id="188629744" name=""/>
+                    <pic:cNvPicPr/>
+                  </pic:nvPicPr>
+                  <pic:blipFill>
+                    <a:blip r:embed="rId7"/>
+                    <a:stretch>
+                      <a:fillRect/>
+                    </a:stretch>
+                  </pic:blipFill>
+                  <pic:spPr>
+                    <a:xfrm>
+                      <a:off x="0" y="0"/>
+                      <a:ext cx="6402046" cy="3053357"/>
+                    </a:xfrm>
+                    <a:prstGeom prst="rect">
+                      <a:avLst/>
+                    </a:prstGeom>
+                  </pic:spPr>
+                </pic:pic>
+              </a:graphicData>
+            </a:graphic>
+          </wp:inline>
+        </w:drawing>
+      </w:r>
+    </w:p>
+    <w:p>
+      <w:pPr>
+        <w:spacing w:after="160" w:line="276" w:lineRule="auto"/>
+        <w:rPr>
+          <w:lang w:val="en-US"/>
+        </w:rPr>
+      </w:pPr>
+    </w:p>
+    <w:p>
+      <w:pPr>
+        <w:spacing w:after="160" w:line="276" w:lineRule="auto"/>
+        <w:rPr>
+          <w:lang w:val="en-US"/>
+        </w:rPr>
+      </w:pPr>
+      <w:r>
+        <w:rPr>
+          <w:noProof/>
+        </w:rPr>
+        <w:drawing>
+          <wp:inline distT="0" distB="0" distL="0" distR="0" wp14:anchorId="754D364A" wp14:editId="0C5C9911">
+            <wp:extent cx="6400800" cy="3281362"/>
+            <wp:effectExtent l="0" t="0" r="0" b="0"/>
+            <wp:docPr id="276038635" name="Picture 1"/>
+            <wp:cNvGraphicFramePr>
+              <a:graphicFrameLocks xmlns:a="http://schemas.openxmlformats.org/drawingml/2006/main" noChangeAspect="1"/>
+            </wp:cNvGraphicFramePr>
+            <a:graphic xmlns:a="http://schemas.openxmlformats.org/drawingml/2006/main">
+              <a:graphicData uri="http://schemas.openxmlformats.org/drawingml/2006/picture">
+                <pic:pic xmlns:pic="http://schemas.openxmlformats.org/drawingml/2006/picture">
+                  <pic:nvPicPr>
+                    <pic:cNvPr id="276038635" name=""/>
+                    <pic:cNvPicPr/>
+                  </pic:nvPicPr>
+                  <pic:blipFill>
+                    <a:blip r:embed="rId8"/>
+                    <a:stretch>
+                      <a:fillRect/>
+                    </a:stretch>
+                  </pic:blipFill>
+                  <pic:spPr>
+                    <a:xfrm>
+                      <a:off x="0" y="0"/>
+                      <a:ext cx="6403851" cy="3282926"/>
+                    </a:xfrm>
+                    <a:prstGeom prst="rect">
+                      <a:avLst/>
+                    </a:prstGeom>
+                  </pic:spPr>
+                </pic:pic>
+              </a:graphicData>
+            </a:graphic>
+          </wp:inline>
+        </w:drawing>
+      </w:r>
+    </w:p>
+    <w:p>
+      <w:pPr>
+        <w:pStyle w:val="Heading2"/>
+        <w:spacing w:before="200" w:after="100"/>
+        <w:rPr>
+          <w:rFonts w:ascii="Calibri" w:eastAsia="Calibri" w:hAnsi="Calibri" w:cs="Calibri"/>
+          <w:b/>
+          <w:bCs/>
+          <w:sz w:val="23"/>
+          <w:szCs w:val="23"/>
+          <w:lang w:val="en-US"/>
+        </w:rPr>
+      </w:pPr>
+    </w:p>
+    <w:p>
+      <w:pPr>
+        <w:pStyle w:val="Heading2"/>
+        <w:spacing w:before="200" w:after="100"/>
+      </w:pPr>
+      <w:r>
+        <w:rPr>
+          <w:rFonts w:ascii="Calibri" w:eastAsia="Calibri" w:hAnsi="Calibri" w:cs="Calibri"/>
+          <w:b/>
+          <w:bCs/>
+          <w:sz w:val="23"/>
+          <w:szCs w:val="23"/>
+        </w:rPr>
+        <w:lastRenderedPageBreak/>
+        <w:t>3.3 Manual Scoring by Three Independent Raters</w:t>
+      </w:r>
+    </w:p>
+    <w:p>
+      <w:pPr>
+        <w:spacing w:after="160" w:line="276" w:lineRule="auto"/>
+      </w:pPr>
+      <w:r>
+        <w:rPr>
+          <w:rFonts w:ascii="Calibri" w:eastAsia="Calibri" w:hAnsi="Calibri" w:cs="Calibri"/>
+          <w:sz w:val="22"/>
+          <w:szCs w:val="22"/>
+        </w:rPr>
+        <w:t>Each of the three raters scored all 90 items independently, using the same 0-5 rubric anchors defined in rubric.docx, without access to the LLM judge's scores or to each other's scores during scoring.</w:t>
       </w:r>
     </w:p>
     <w:p>
@@ -172,7 +560,7 @@
           <w:iCs/>
           <w:color w:val="555555"/>
         </w:rPr>
-        <w:t>[ Insert Screenshot: terminal output of select_human_validation_sample.py showing all 30 sampled prompt IDs with their difficulty labels, organized by category ]</w:t>
+        <w:t>[ Insert Screenshot: a completed human_scores_raterN.json showing filled-in scores and justifications ]</w:t>
       </w:r>
     </w:p>
     <w:p>
@@ -188,7 +576,7 @@
           <w:sz w:val="23"/>
           <w:szCs w:val="23"/>
         </w:rPr>
-        <w:t>3.2 Materials Generation for Three Raters</w:t>
+        <w:t>3.4 Agreement Computation</w:t>
       </w:r>
     </w:p>
     <w:p>
@@ -201,8 +589,7 @@
           <w:sz w:val="22"/>
           <w:szCs w:val="22"/>
         </w:rPr>
-        <w:lastRenderedPageBreak/>
-        <w:t>build_human_validation_materials.py pulls each provider's actual collected response for the 30 sampled prompts and generates one shared read-only reading document plus three separate scoring templates (90 items each), saved in a folder named Survey. The materials generator required no code changes to support the larger, differently-stratified sample - it reads the sample size dynamically from the sample file rather than assuming a fixed count, confirmed by testing against the new 30-prompt sample directly.</w:t>
+        <w:t>compare_human_vs_judge.py computes all five agreement metrics for every rater-vs-judge pair and every rater-vs-rater pair, requiring no changes to support the larger sample size. The Cohen's Kappa implementation was previously cross-validated against scikit-learn's certified cohen_kappa_score function and confirmed to match exactly.</w:t>
       </w:r>
     </w:p>
     <w:p>
@@ -223,7 +610,7 @@
           <w:iCs/>
           <w:color w:val="555555"/>
         </w:rPr>
-        <w:t>[ Insert Screenshot: 05_Logs_Results/Survey/ folder showing the reading document and all three rater template files, each with 90 items ]</w:t>
+        <w:t>[ Insert Screenshot: terminal output of compare_human_vs_judge.py showing real agreement statistics across all three raters ]</w:t>
       </w:r>
     </w:p>
     <w:p>
@@ -239,7 +626,7 @@
           <w:sz w:val="23"/>
           <w:szCs w:val="23"/>
         </w:rPr>
-        <w:t>3.3 Manual Scoring by Three Independent Raters</w:t>
+        <w:t>3.5 Supervisor Compliance &amp; Validation</w:t>
       </w:r>
     </w:p>
     <w:p>
@@ -252,106 +639,6 @@
           <w:sz w:val="22"/>
           <w:szCs w:val="22"/>
         </w:rPr>
-        <w:t>Each of the three raters scored all 90 items independently, using the same 0-5 rubric anchors defined in rubric.docx, without access to the LLM judge's scores or to each other's scores during scoring.</w:t>
-      </w:r>
-    </w:p>
-    <w:p>
-      <w:pPr>
-        <w:pBdr>
-          <w:top w:val="single" w:sz="6" w:space="0" w:color="999999"/>
-          <w:left w:val="single" w:sz="6" w:space="0" w:color="999999"/>
-          <w:bottom w:val="single" w:sz="6" w:space="0" w:color="999999"/>
-          <w:right w:val="single" w:sz="6" w:space="0" w:color="999999"/>
-        </w:pBdr>
-        <w:shd w:val="clear" w:color="auto" w:fill="F2F2F2"/>
-        <w:spacing w:before="120" w:after="200" w:line="276" w:lineRule="auto"/>
-      </w:pPr>
-      <w:r>
-        <w:rPr>
-          <w:rFonts w:ascii="Calibri" w:eastAsia="Calibri" w:hAnsi="Calibri" w:cs="Calibri"/>
-          <w:i/>
-          <w:iCs/>
-          <w:color w:val="555555"/>
-        </w:rPr>
-        <w:t>[ Insert Screenshot: a completed human_scores_raterN.json showing filled-in scores and justifications ]</w:t>
-      </w:r>
-    </w:p>
-    <w:p>
-      <w:pPr>
-        <w:pStyle w:val="Heading2"/>
-        <w:spacing w:before="200" w:after="100"/>
-      </w:pPr>
-      <w:r>
-        <w:rPr>
-          <w:rFonts w:ascii="Calibri" w:eastAsia="Calibri" w:hAnsi="Calibri" w:cs="Calibri"/>
-          <w:b/>
-          <w:bCs/>
-          <w:sz w:val="23"/>
-          <w:szCs w:val="23"/>
-        </w:rPr>
-        <w:t>3.4 Agreement Computation</w:t>
-      </w:r>
-    </w:p>
-    <w:p>
-      <w:pPr>
-        <w:spacing w:after="160" w:line="276" w:lineRule="auto"/>
-      </w:pPr>
-      <w:r>
-        <w:rPr>
-          <w:rFonts w:ascii="Calibri" w:eastAsia="Calibri" w:hAnsi="Calibri" w:cs="Calibri"/>
-          <w:sz w:val="22"/>
-          <w:szCs w:val="22"/>
-        </w:rPr>
-        <w:t>compare_human_vs_judge.py computes all five agreement metrics for every rater-vs-judge pair and every rater-vs-rater pair, requiring no changes to support the larger sample size. The Cohen's Kappa implementation was previously cross-validated against scikit-learn's certified cohen_kappa_score function and confirmed to match exactly.</w:t>
-      </w:r>
-    </w:p>
-    <w:p>
-      <w:pPr>
-        <w:pBdr>
-          <w:top w:val="single" w:sz="6" w:space="0" w:color="999999"/>
-          <w:left w:val="single" w:sz="6" w:space="0" w:color="999999"/>
-          <w:bottom w:val="single" w:sz="6" w:space="0" w:color="999999"/>
-          <w:right w:val="single" w:sz="6" w:space="0" w:color="999999"/>
-        </w:pBdr>
-        <w:shd w:val="clear" w:color="auto" w:fill="F2F2F2"/>
-        <w:spacing w:before="120" w:after="200" w:line="276" w:lineRule="auto"/>
-      </w:pPr>
-      <w:r>
-        <w:rPr>
-          <w:rFonts w:ascii="Calibri" w:eastAsia="Calibri" w:hAnsi="Calibri" w:cs="Calibri"/>
-          <w:i/>
-          <w:iCs/>
-          <w:color w:val="555555"/>
-        </w:rPr>
-        <w:t>[ Insert Screenshot: terminal output of compare_human_vs_judge.py showing real agreement statistics across all three raters ]</w:t>
-      </w:r>
-    </w:p>
-    <w:p>
-      <w:pPr>
-        <w:pStyle w:val="Heading2"/>
-        <w:spacing w:before="200" w:after="100"/>
-      </w:pPr>
-      <w:r>
-        <w:rPr>
-          <w:rFonts w:ascii="Calibri" w:eastAsia="Calibri" w:hAnsi="Calibri" w:cs="Calibri"/>
-          <w:b/>
-          <w:bCs/>
-          <w:sz w:val="23"/>
-          <w:szCs w:val="23"/>
-        </w:rPr>
-        <w:t>3.5 Supervisor Compliance &amp; Validation</w:t>
-      </w:r>
-    </w:p>
-    <w:p>
-      <w:pPr>
-        <w:spacing w:after="160" w:line="276" w:lineRule="auto"/>
-      </w:pPr>
-      <w:r>
-        <w:rPr>
-          <w:rFonts w:ascii="Calibri" w:eastAsia="Calibri" w:hAnsi="Calibri" w:cs="Calibri"/>
-          <w:sz w:val="22"/>
-          <w:szCs w:val="22"/>
-        </w:rPr>
         <w:t>The two-dimensional stratification was verified against five explicit correctness properties before use: no missing category/difficulty strata, exactly one prompt per stratum, full difficulty coverage in every category, zero overlap with the stochastic sample, and reproducibility. The downstream materials and comparison scripts were re-tested end-to-end against the new sample size to confirm they scale correctly without requiring code changes.</w:t>
       </w:r>
     </w:p>
@@ -480,7 +767,6 @@
           <w:sz w:val="26"/>
           <w:szCs w:val="26"/>
         </w:rPr>
-        <w:lastRenderedPageBreak/>
         <w:t>4. Results</w:t>
       </w:r>
     </w:p>
@@ -509,6 +795,7 @@
         <w:ind w:left="720"/>
       </w:pPr>
       <w:r>
+        <w:lastRenderedPageBreak/>
         <w:drawing>
           <wp:inline distT="0" distB="0" distL="0" distR="0" wp14:anchorId="5842159A" wp14:editId="3D16595D">
             <wp:extent cx="3848100" cy="2614295"/>
@@ -525,7 +812,7 @@
                     <pic:cNvPicPr/>
                   </pic:nvPicPr>
                   <pic:blipFill>
-                    <a:blip r:embed="rId5"/>
+                    <a:blip r:embed="rId9"/>
                     <a:stretch>
                       <a:fillRect/>
                     </a:stretch>
@@ -590,7 +877,7 @@
                     <pic:cNvPicPr/>
                   </pic:nvPicPr>
                   <pic:blipFill>
-                    <a:blip r:embed="rId6"/>
+                    <a:blip r:embed="rId10"/>
                     <a:stretch>
                       <a:fillRect/>
                     </a:stretch>
@@ -666,7 +953,6 @@
           <w:sz w:val="22"/>
           <w:szCs w:val="22"/>
         </w:rPr>
-        <w:lastRenderedPageBreak/>
         <w:t>Full agreement metric suite (including Cohen's Kappa, cross-validated against scikit-learn) confirmed working correctly against the new sample size with no code changes required.</w:t>
       </w:r>
     </w:p>
@@ -719,6 +1005,7 @@
           <w:szCs w:val="23"/>
           <w:lang w:val="en-US"/>
         </w:rPr>
+        <w:lastRenderedPageBreak/>
         <w:drawing>
           <wp:inline distT="0" distB="0" distL="0" distR="0" wp14:anchorId="55BF2D05" wp14:editId="59F521DB">
             <wp:extent cx="5133975" cy="2319337"/>
@@ -735,7 +1022,7 @@
                     <pic:cNvPicPr/>
                   </pic:nvPicPr>
                   <pic:blipFill>
-                    <a:blip r:embed="rId7"/>
+                    <a:blip r:embed="rId11"/>
                     <a:stretch>
                       <a:fillRect/>
                     </a:stretch>
